--- a/materialien/Warm-up/DD_Warm-up-Karten_A6.docx
+++ b/materialien/Warm-up/DD_Warm-up-Karten_A6.docx
@@ -364,7 +364,7 @@
                 <w:rFonts w:ascii="IBM Plex Mono" w:hAnsi="IBM Plex Mono" w:eastAsia="IBM Plex Mono" w:cs="IBM Plex Mono"/>
                 <w:sz w:val="19"/>
               </w:rPr>
-              <w:t>WA-3917 | Kranstraße 7 | 2026-09-08 02:41</w:t>
+              <w:t>WA-5208 | Lindenweg 12 | 2026-09-14 18:20</w:t>
             </w:r>
           </w:p>
           <w:p>

--- a/materialien/Warm-up/DD_Warm-up-Karten_A6.docx
+++ b/materialien/Warm-up/DD_Warm-up-Karten_A6.docx
@@ -231,7 +231,7 @@
               <w:spacing w:after="60"/>
             </w:pPr>
             <w:r>
-              <w:t>Im RadExport steht kein Name, nur ein Token. Erkläre, warum Jahrgang + Stadtteil + Tarif eine Person trotzdem identifizieren können.</w:t>
+              <w:t>Im RadExport steht kein Name, nur ein Token. Erläutere, warum Jahrgang + Stadtteil + Tarif eine Person trotzdem identifizieren können.</w:t>
             </w:r>
           </w:p>
           <w:p>
@@ -340,7 +340,7 @@
               <w:spacing w:after="60"/>
             </w:pPr>
             <w:r>
-              <w:t>Entscheide und begründe, ob der Datensatz pseudonym oder anonym ist:</w:t>
+              <w:t>Beurteile, ob der Datensatz pseudonym oder anonym ist:</w:t>
             </w:r>
           </w:p>
           <w:p>
@@ -470,7 +470,7 @@
               <w:spacing w:after="60"/>
             </w:pPr>
             <w:r>
-              <w:t xml:space="preserve">Ordne jede Maßnahme dem </w:t>
+              <w:t xml:space="preserve">Gib für jede Maßnahme an, ob sie zum </w:t>
             </w:r>
             <w:r>
               <w:rPr>
@@ -479,7 +479,7 @@
               <w:t>Datenschutz</w:t>
             </w:r>
             <w:r>
-              <w:t xml:space="preserve"> oder der </w:t>
+              <w:t xml:space="preserve"> oder zur </w:t>
             </w:r>
             <w:r>
               <w:rPr>
@@ -488,7 +488,7 @@
               <w:t>Datensicherheit</w:t>
             </w:r>
             <w:r>
-              <w:t xml:space="preserve"> zu: Verschlüsselung der Exporte · Veröffentlichung nur von Summen je Stadtteil · Zugriffsrechte nach Rollen · Einwilligung vor der Weitergabe.</w:t>
+              <w:t xml:space="preserve"> gehört: Verschlüsselung der Exporte · Veröffentlichung nur von Summen je Stadtteil · Zugriffsrechte nach Rollen · Einwilligung vor der Weitergabe.</w:t>
             </w:r>
           </w:p>
           <w:p>
@@ -683,7 +683,7 @@
               <w:spacing w:after="60"/>
             </w:pPr>
             <w:r>
-              <w:t xml:space="preserve">Notiere eine Abfrage auf der Tabelle </w:t>
+              <w:t xml:space="preserve">Entwirf eine Abfrage auf der Tabelle </w:t>
             </w:r>
             <w:r>
               <w:rPr>
